--- a/README/NCEA-Review-Navigator-Specification.docx
+++ b/README/NCEA-Review-Navigator-Specification.docx
@@ -84,6 +84,42 @@
         <w:rPr>
           <w:rtl w:val="0"/>
         </w:rPr>
+      </w:r>
+    </w:p>
+    <w:p>
+      <w:pPr>
+        <w:spacing w:after="40" w:before="160" w:lineRule="auto"/>
+        <w:rPr/>
+      </w:pPr>
+      <w:r>
+        <w:rPr>
+          <w:rFonts w:ascii="Arial" w:cs="Arial" w:eastAsia="Arial" w:hAnsi="Arial"/>
+          <w:b w:val="1"/>
+          <w:bCs w:val="1"/>
+          <w:color w:val="1f4e79"/>
+          <w:sz w:val="26"/>
+          <w:szCs w:val="26"/>
+          <w:rtl w:val="0"/>
+        </w:rPr>
+        <w:t xml:space="preserve">How to use these two documents</w:t>
+      </w:r>
+    </w:p>
+    <w:p>
+      <w:pPr>
+        <w:spacing w:after="160" w:before="20" w:lineRule="auto"/>
+        <w:rPr/>
+      </w:pPr>
+      <w:r>
+        <w:rPr>
+          <w:rFonts w:ascii="Arial" w:cs="Arial" w:eastAsia="Arial" w:hAnsi="Arial"/>
+          <w:i w:val="1"/>
+          <w:iCs w:val="1"/>
+          <w:color w:val="555555"/>
+          <w:sz w:val="20"/>
+          <w:szCs w:val="20"/>
+          <w:rtl w:val="0"/>
+        </w:rPr>
+        <w:t xml:space="preserve">This project is documented in two complementary files. The Specification (NCEA-Review-Navigator-Specification.docx) is the reference: it defines what the system is and how it works — scope, data model, API, the scheduling algorithm, screens, flows and testing. This Project-Choices-Overview is the rationale: it explains why those choices were made and holds the formal Architecture Decision Records (ADRs). Read the Specification to build or use the tool; read this document to understand or challenge the decisions. Where the two ever disagree, the Specification (including its Addendum A) governs the what/how, and the latest ADR here governs the why.</w:t>
       </w:r>
     </w:p>
     <w:p>
@@ -30231,6 +30267,2180 @@
           <w:rtl w:val="0"/>
         </w:rPr>
       </w:r>
+    </w:p>
+    <w:p>
+      <w:pPr>
+        <w:pStyle w:val="Heading1"/>
+        <w:spacing w:after="180" w:before="360" w:lineRule="auto"/>
+        <w:rPr/>
+      </w:pPr>
+      <w:r>
+        <w:rPr>
+          <w:rtl w:val="0"/>
+        </w:rPr>
+        <w:br w:type="page"/>
+      </w:r>
+      <w:r>
+        <w:rPr>
+          <w:rFonts w:ascii="Arial" w:cs="Arial" w:eastAsia="Arial" w:hAnsi="Arial"/>
+          <w:b w:val="1"/>
+          <w:bCs w:val="1"/>
+          <w:color w:val="1f4e79"/>
+          <w:sz w:val="32"/>
+          <w:szCs w:val="32"/>
+          <w:rtl w:val="0"/>
+        </w:rPr>
+        <w:t xml:space="preserve">Addendum A — 2026 Scope &amp; Architecture Update</w:t>
+      </w:r>
+    </w:p>
+    <w:p>
+      <w:pPr>
+        <w:spacing w:after="80" w:before="60" w:lineRule="auto"/>
+        <w:rPr/>
+      </w:pPr>
+      <w:r>
+        <w:rPr>
+          <w:rFonts w:ascii="Arial" w:cs="Arial" w:eastAsia="Arial" w:hAnsi="Arial"/>
+          <w:i w:val="1"/>
+          <w:iCs w:val="1"/>
+          <w:color w:val="555555"/>
+          <w:sz w:val="20"/>
+          <w:szCs w:val="20"/>
+          <w:rtl w:val="0"/>
+        </w:rPr>
+        <w:t xml:space="preserve">Added 14 June 2026. This addendum records changes agreed at the HITL quality gate when implementation began. Where it conflicts with an earlier section, </w:t>
+      </w:r>
+      <w:r>
+        <w:rPr>
+          <w:rFonts w:ascii="Arial" w:cs="Arial" w:eastAsia="Arial" w:hAnsi="Arial"/>
+          <w:b w:val="1"/>
+          <w:bCs w:val="1"/>
+          <w:i w:val="1"/>
+          <w:iCs w:val="1"/>
+          <w:color w:val="555555"/>
+          <w:sz w:val="20"/>
+          <w:szCs w:val="20"/>
+          <w:rtl w:val="0"/>
+        </w:rPr>
+        <w:t xml:space="preserve">this addendum governs</w:t>
+      </w:r>
+      <w:r>
+        <w:rPr>
+          <w:rFonts w:ascii="Arial" w:cs="Arial" w:eastAsia="Arial" w:hAnsi="Arial"/>
+          <w:i w:val="1"/>
+          <w:iCs w:val="1"/>
+          <w:color w:val="555555"/>
+          <w:sz w:val="20"/>
+          <w:szCs w:val="20"/>
+          <w:rtl w:val="0"/>
+        </w:rPr>
+        <w:t xml:space="preserve">; the earlier text is retained for history. Full rationale and the decision records are in Project-Choices-Overview.docx → Architecture Decision Records.</w:t>
+      </w:r>
+    </w:p>
+    <w:p>
+      <w:pPr>
+        <w:pStyle w:val="Heading2"/>
+        <w:spacing w:after="120" w:before="280" w:lineRule="auto"/>
+        <w:rPr/>
+      </w:pPr>
+      <w:r>
+        <w:rPr>
+          <w:rFonts w:ascii="Arial" w:cs="Arial" w:eastAsia="Arial" w:hAnsi="Arial"/>
+          <w:b w:val="1"/>
+          <w:bCs w:val="1"/>
+          <w:color w:val="2e75b6"/>
+          <w:sz w:val="26"/>
+          <w:szCs w:val="26"/>
+          <w:rtl w:val="0"/>
+        </w:rPr>
+        <w:t xml:space="preserve">A.1 Identity &amp; authentication (supersedes §3 Authentication and the students table in §4)</w:t>
+      </w:r>
+    </w:p>
+    <w:p>
+      <w:pPr>
+        <w:spacing w:after="80" w:before="60" w:lineRule="auto"/>
+        <w:rPr/>
+      </w:pPr>
+      <w:r>
+        <w:rPr>
+          <w:rFonts w:ascii="Arial" w:cs="Arial" w:eastAsia="Arial" w:hAnsi="Arial"/>
+          <w:sz w:val="22"/>
+          <w:szCs w:val="22"/>
+          <w:rtl w:val="0"/>
+        </w:rPr>
+        <w:t xml:space="preserve">The tool now uses email + password accounts instead of an anonymous localStorage UUID. Reason: it solves the spec’s #1 known limitation (no cross-device sync) and matches the login mockups. See ADR-001.</w:t>
+      </w:r>
+    </w:p>
+    <w:p>
+      <w:pPr>
+        <w:spacing w:after="40" w:before="20" w:lineRule="auto"/>
+        <w:ind w:left="360" w:hanging="180"/>
+        <w:rPr/>
+      </w:pPr>
+      <w:r>
+        <w:rPr>
+          <w:rFonts w:ascii="Arial" w:cs="Arial" w:eastAsia="Arial" w:hAnsi="Arial"/>
+          <w:b w:val="1"/>
+          <w:bCs w:val="1"/>
+          <w:sz w:val="22"/>
+          <w:szCs w:val="22"/>
+          <w:rtl w:val="0"/>
+        </w:rPr>
+        <w:t xml:space="preserve">•  </w:t>
+      </w:r>
+      <w:r>
+        <w:rPr>
+          <w:rFonts w:ascii="Arial" w:cs="Arial" w:eastAsia="Arial" w:hAnsi="Arial"/>
+          <w:sz w:val="22"/>
+          <w:szCs w:val="22"/>
+          <w:rtl w:val="0"/>
+        </w:rPr>
+        <w:t xml:space="preserve">Passwords are hashed with werkzeug.security — never stored, logged, or returned in plaintext.</w:t>
+      </w:r>
+    </w:p>
+    <w:p>
+      <w:pPr>
+        <w:spacing w:after="40" w:before="20" w:lineRule="auto"/>
+        <w:ind w:left="360" w:hanging="180"/>
+        <w:rPr/>
+      </w:pPr>
+      <w:r>
+        <w:rPr>
+          <w:rFonts w:ascii="Arial" w:cs="Arial" w:eastAsia="Arial" w:hAnsi="Arial"/>
+          <w:b w:val="1"/>
+          <w:bCs w:val="1"/>
+          <w:sz w:val="22"/>
+          <w:szCs w:val="22"/>
+          <w:rtl w:val="0"/>
+        </w:rPr>
+        <w:t xml:space="preserve">•  </w:t>
+      </w:r>
+      <w:r>
+        <w:rPr>
+          <w:rFonts w:ascii="Arial" w:cs="Arial" w:eastAsia="Arial" w:hAnsi="Arial"/>
+          <w:sz w:val="22"/>
+          <w:szCs w:val="22"/>
+          <w:rtl w:val="0"/>
+        </w:rPr>
+        <w:t xml:space="preserve">A session is a JWT (PyJWT) sent in the Authorization: Bearer header; the front-end stores it in localStorage (ncea_token).</w:t>
+      </w:r>
+    </w:p>
+    <w:p>
+      <w:pPr>
+        <w:spacing w:after="40" w:before="20" w:lineRule="auto"/>
+        <w:ind w:left="360" w:hanging="180"/>
+        <w:rPr/>
+      </w:pPr>
+      <w:r>
+        <w:rPr>
+          <w:rFonts w:ascii="Arial" w:cs="Arial" w:eastAsia="Arial" w:hAnsi="Arial"/>
+          <w:b w:val="1"/>
+          <w:bCs w:val="1"/>
+          <w:sz w:val="22"/>
+          <w:szCs w:val="22"/>
+          <w:rtl w:val="0"/>
+        </w:rPr>
+        <w:t xml:space="preserve">•  </w:t>
+      </w:r>
+      <w:r>
+        <w:rPr>
+          <w:rFonts w:ascii="Arial" w:cs="Arial" w:eastAsia="Arial" w:hAnsi="Arial"/>
+          <w:sz w:val="22"/>
+          <w:szCs w:val="22"/>
+          <w:rtl w:val="0"/>
+        </w:rPr>
+        <w:t xml:space="preserve">Auth failures return 401; validation failures return 400 with a friendly error message. Every query is scoped to the authenticated user.</w:t>
+      </w:r>
+    </w:p>
+    <w:p>
+      <w:pPr>
+        <w:pStyle w:val="Heading2"/>
+        <w:spacing w:after="120" w:before="280" w:lineRule="auto"/>
+        <w:rPr/>
+      </w:pPr>
+      <w:r>
+        <w:rPr>
+          <w:rFonts w:ascii="Arial" w:cs="Arial" w:eastAsia="Arial" w:hAnsi="Arial"/>
+          <w:b w:val="1"/>
+          <w:bCs w:val="1"/>
+          <w:color w:val="2e75b6"/>
+          <w:sz w:val="26"/>
+          <w:szCs w:val="26"/>
+          <w:rtl w:val="0"/>
+        </w:rPr>
+        <w:t xml:space="preserve">A.2 Front-end architecture (supersedes §4 Frontend file structure / Jinja2)</w:t>
+      </w:r>
+    </w:p>
+    <w:p>
+      <w:pPr>
+        <w:spacing w:after="80" w:before="60" w:lineRule="auto"/>
+        <w:rPr/>
+      </w:pPr>
+      <w:r>
+        <w:rPr>
+          <w:rFonts w:ascii="Arial" w:cs="Arial" w:eastAsia="Arial" w:hAnsi="Arial"/>
+          <w:sz w:val="22"/>
+          <w:szCs w:val="22"/>
+          <w:rtl w:val="0"/>
+        </w:rPr>
+        <w:t xml:space="preserve">The front-end is a vanilla-JS single-page app (hash router in script.js) calling a JSON API with fetch(). Flask is an API-only JSON service and renders no HTML; there are no Jinja2 templates. The spec’s no-framework / no-build-tools / custom-CSS philosophy is unchanged. See ADR-002.</w:t>
+      </w:r>
+    </w:p>
+    <w:p>
+      <w:pPr>
+        <w:pStyle w:val="Heading2"/>
+        <w:spacing w:after="120" w:before="280" w:lineRule="auto"/>
+        <w:rPr/>
+      </w:pPr>
+      <w:r>
+        <w:rPr>
+          <w:rFonts w:ascii="Arial" w:cs="Arial" w:eastAsia="Arial" w:hAnsi="Arial"/>
+          <w:b w:val="1"/>
+          <w:bCs w:val="1"/>
+          <w:color w:val="2e75b6"/>
+          <w:sz w:val="26"/>
+          <w:szCs w:val="26"/>
+          <w:rtl w:val="0"/>
+        </w:rPr>
+        <w:t xml:space="preserve">A.3 Repository structure</w:t>
+      </w:r>
+    </w:p>
+    <w:p>
+      <w:pPr>
+        <w:spacing w:after="80" w:before="60" w:lineRule="auto"/>
+        <w:rPr/>
+      </w:pPr>
+      <w:r>
+        <w:rPr>
+          <w:rFonts w:ascii="Arial" w:cs="Arial" w:eastAsia="Arial" w:hAnsi="Arial"/>
+          <w:sz w:val="22"/>
+          <w:szCs w:val="22"/>
+          <w:rtl w:val="0"/>
+        </w:rPr>
+        <w:t xml:space="preserve">Two top-level folders. back-end/ holds the Flask API (app.py app factory, db.py, schema.sql, auth.py, scheduling.py, routes/, tests/). front-end/ holds the static SPA (index.html, subject-detail.html, setting.html, styles.css, script.js). See ADR-003.</w:t>
+      </w:r>
+    </w:p>
+    <w:p>
+      <w:pPr>
+        <w:pStyle w:val="Heading2"/>
+        <w:spacing w:after="120" w:before="280" w:lineRule="auto"/>
+        <w:rPr/>
+      </w:pPr>
+      <w:r>
+        <w:rPr>
+          <w:rFonts w:ascii="Arial" w:cs="Arial" w:eastAsia="Arial" w:hAnsi="Arial"/>
+          <w:b w:val="1"/>
+          <w:bCs w:val="1"/>
+          <w:color w:val="2e75b6"/>
+          <w:sz w:val="26"/>
+          <w:szCs w:val="26"/>
+          <w:rtl w:val="0"/>
+        </w:rPr>
+        <w:t xml:space="preserve">A.4 Updated API contract (extends the §4 route table)</w:t>
+      </w:r>
+    </w:p>
+    <w:p>
+      <w:pPr>
+        <w:spacing w:after="80" w:before="60" w:lineRule="auto"/>
+        <w:rPr/>
+      </w:pPr>
+      <w:r>
+        <w:rPr>
+          <w:rFonts w:ascii="Arial" w:cs="Arial" w:eastAsia="Arial" w:hAnsi="Arial"/>
+          <w:sz w:val="22"/>
+          <w:szCs w:val="22"/>
+          <w:rtl w:val="0"/>
+        </w:rPr>
+        <w:t xml:space="preserve">All endpoints are JSON; authenticated requests carry the Bearer JWT. Names align to what script.js already calls.</w:t>
+      </w:r>
+    </w:p>
+    <w:tbl>
+      <w:tblPr>
+        <w:tblW w:w="9746" w:type="dxa"/>
+        <w:jc w:val="left"/>
+        <w:tblBorders>
+          <w:top w:color="bfbfbf" w:space="0" w:sz="4" w:val="single"/>
+          <w:left w:color="bfbfbf" w:space="0" w:sz="4" w:val="single"/>
+          <w:bottom w:color="bfbfbf" w:space="0" w:sz="4" w:val="single"/>
+          <w:right w:color="bfbfbf" w:space="0" w:sz="4" w:val="single"/>
+          <w:insideH w:color="bfbfbf" w:space="0" w:sz="4" w:val="single"/>
+          <w:insideV w:color="bfbfbf" w:space="0" w:sz="4" w:val="single"/>
+        </w:tblBorders>
+        <w:tblLayout w:type="fixed"/>
+        <w:tblLook w:val="0000"/>
+      </w:tblPr>
+      <w:tblGrid>
+        <w:gridCol w:w="3200"/>
+        <w:gridCol w:w="6546"/>
+      </w:tblGrid>
+      <w:tr>
+        <w:trPr>
+          <w:cantSplit w:val="0"/>
+          <w:tblHeader w:val="1"/>
+        </w:trPr>
+        <w:tc>
+          <w:tcPr>
+            <w:tcW w:w="3200" w:type="dxa"/>
+            <w:tcBorders>
+              <w:top w:color="bfbfbf" w:space="0" w:sz="4" w:val="single"/>
+              <w:left w:color="bfbfbf" w:space="0" w:sz="4" w:val="single"/>
+              <w:bottom w:color="bfbfbf" w:space="0" w:sz="4" w:val="single"/>
+              <w:right w:color="bfbfbf" w:space="0" w:sz="4" w:val="single"/>
+            </w:tcBorders>
+            <w:shd w:fill="fff2cc" w:val="clear"/>
+            <w:tcMar>
+              <w:top w:w="60" w:type="dxa"/>
+              <w:left w:w="120" w:type="dxa"/>
+              <w:bottom w:w="60" w:type="dxa"/>
+              <w:right w:w="120" w:type="dxa"/>
+            </w:tcMar>
+          </w:tcPr>
+          <w:p>
+            <w:pPr>
+              <w:spacing w:after="20" w:before="20" w:lineRule="auto"/>
+              <w:rPr/>
+            </w:pPr>
+            <w:r>
+              <w:rPr>
+                <w:rFonts w:ascii="Arial" w:cs="Arial" w:eastAsia="Arial" w:hAnsi="Arial"/>
+                <w:b w:val="1"/>
+                <w:bCs w:val="1"/>
+                <w:sz w:val="20"/>
+                <w:szCs w:val="20"/>
+                <w:rtl w:val="0"/>
+              </w:rPr>
+              <w:t xml:space="preserve">Group</w:t>
+            </w:r>
+          </w:p>
+        </w:tc>
+        <w:tc>
+          <w:tcPr>
+            <w:tcW w:w="6546" w:type="dxa"/>
+            <w:tcBorders>
+              <w:top w:color="bfbfbf" w:space="0" w:sz="4" w:val="single"/>
+              <w:left w:color="bfbfbf" w:space="0" w:sz="4" w:val="single"/>
+              <w:bottom w:color="bfbfbf" w:space="0" w:sz="4" w:val="single"/>
+              <w:right w:color="bfbfbf" w:space="0" w:sz="4" w:val="single"/>
+            </w:tcBorders>
+            <w:shd w:fill="fff2cc" w:val="clear"/>
+            <w:tcMar>
+              <w:top w:w="60" w:type="dxa"/>
+              <w:left w:w="120" w:type="dxa"/>
+              <w:bottom w:w="60" w:type="dxa"/>
+              <w:right w:w="120" w:type="dxa"/>
+            </w:tcMar>
+          </w:tcPr>
+          <w:p>
+            <w:pPr>
+              <w:spacing w:after="20" w:before="20" w:lineRule="auto"/>
+              <w:rPr/>
+            </w:pPr>
+            <w:r>
+              <w:rPr>
+                <w:rFonts w:ascii="Arial" w:cs="Arial" w:eastAsia="Arial" w:hAnsi="Arial"/>
+                <w:b w:val="1"/>
+                <w:bCs w:val="1"/>
+                <w:sz w:val="20"/>
+                <w:szCs w:val="20"/>
+                <w:rtl w:val="0"/>
+              </w:rPr>
+              <w:t xml:space="preserve">Routes</w:t>
+            </w:r>
+          </w:p>
+        </w:tc>
+      </w:tr>
+      <w:tr>
+        <w:trPr>
+          <w:cantSplit w:val="0"/>
+          <w:tblHeader w:val="0"/>
+        </w:trPr>
+        <w:tc>
+          <w:tcPr>
+            <w:tcW w:w="3200" w:type="dxa"/>
+            <w:tcBorders>
+              <w:top w:color="bfbfbf" w:space="0" w:sz="4" w:val="single"/>
+              <w:left w:color="bfbfbf" w:space="0" w:sz="4" w:val="single"/>
+              <w:bottom w:color="bfbfbf" w:space="0" w:sz="4" w:val="single"/>
+              <w:right w:color="bfbfbf" w:space="0" w:sz="4" w:val="single"/>
+            </w:tcBorders>
+            <w:tcMar>
+              <w:top w:w="60" w:type="dxa"/>
+              <w:left w:w="120" w:type="dxa"/>
+              <w:bottom w:w="60" w:type="dxa"/>
+              <w:right w:w="120" w:type="dxa"/>
+            </w:tcMar>
+          </w:tcPr>
+          <w:p>
+            <w:pPr>
+              <w:spacing w:after="20" w:before="20" w:lineRule="auto"/>
+              <w:rPr/>
+            </w:pPr>
+            <w:r>
+              <w:rPr>
+                <w:rFonts w:ascii="Arial" w:cs="Arial" w:eastAsia="Arial" w:hAnsi="Arial"/>
+                <w:b w:val="1"/>
+                <w:bCs w:val="1"/>
+                <w:sz w:val="20"/>
+                <w:szCs w:val="20"/>
+                <w:rtl w:val="0"/>
+              </w:rPr>
+              <w:t xml:space="preserve">Auth (new)</w:t>
+            </w:r>
+          </w:p>
+        </w:tc>
+        <w:tc>
+          <w:tcPr>
+            <w:tcW w:w="6546" w:type="dxa"/>
+            <w:tcBorders>
+              <w:top w:color="bfbfbf" w:space="0" w:sz="4" w:val="single"/>
+              <w:left w:color="bfbfbf" w:space="0" w:sz="4" w:val="single"/>
+              <w:bottom w:color="bfbfbf" w:space="0" w:sz="4" w:val="single"/>
+              <w:right w:color="bfbfbf" w:space="0" w:sz="4" w:val="single"/>
+            </w:tcBorders>
+            <w:tcMar>
+              <w:top w:w="60" w:type="dxa"/>
+              <w:left w:w="120" w:type="dxa"/>
+              <w:bottom w:w="60" w:type="dxa"/>
+              <w:right w:w="120" w:type="dxa"/>
+            </w:tcMar>
+          </w:tcPr>
+          <w:p>
+            <w:pPr>
+              <w:spacing w:after="20" w:before="20" w:lineRule="auto"/>
+              <w:rPr/>
+            </w:pPr>
+            <w:r>
+              <w:rPr>
+                <w:rFonts w:ascii="Arial" w:cs="Arial" w:eastAsia="Arial" w:hAnsi="Arial"/>
+                <w:sz w:val="20"/>
+                <w:szCs w:val="20"/>
+                <w:rtl w:val="0"/>
+              </w:rPr>
+              <w:t xml:space="preserve">POST /api/auth/signup, POST /api/auth/login, GET /api/auth/me, POST /api/auth/logout</w:t>
+            </w:r>
+          </w:p>
+        </w:tc>
+      </w:tr>
+      <w:tr>
+        <w:trPr>
+          <w:cantSplit w:val="0"/>
+          <w:tblHeader w:val="0"/>
+        </w:trPr>
+        <w:tc>
+          <w:tcPr>
+            <w:tcW w:w="3200" w:type="dxa"/>
+            <w:tcBorders>
+              <w:top w:color="bfbfbf" w:space="0" w:sz="4" w:val="single"/>
+              <w:left w:color="bfbfbf" w:space="0" w:sz="4" w:val="single"/>
+              <w:bottom w:color="bfbfbf" w:space="0" w:sz="4" w:val="single"/>
+              <w:right w:color="bfbfbf" w:space="0" w:sz="4" w:val="single"/>
+            </w:tcBorders>
+            <w:tcMar>
+              <w:top w:w="60" w:type="dxa"/>
+              <w:left w:w="120" w:type="dxa"/>
+              <w:bottom w:w="60" w:type="dxa"/>
+              <w:right w:w="120" w:type="dxa"/>
+            </w:tcMar>
+          </w:tcPr>
+          <w:p>
+            <w:pPr>
+              <w:spacing w:after="20" w:before="20" w:lineRule="auto"/>
+              <w:rPr/>
+            </w:pPr>
+            <w:r>
+              <w:rPr>
+                <w:rFonts w:ascii="Arial" w:cs="Arial" w:eastAsia="Arial" w:hAnsi="Arial"/>
+                <w:b w:val="1"/>
+                <w:bCs w:val="1"/>
+                <w:sz w:val="20"/>
+                <w:szCs w:val="20"/>
+                <w:rtl w:val="0"/>
+              </w:rPr>
+              <w:t xml:space="preserve">Onboarding / CRUD</w:t>
+            </w:r>
+          </w:p>
+        </w:tc>
+        <w:tc>
+          <w:tcPr>
+            <w:tcW w:w="6546" w:type="dxa"/>
+            <w:tcBorders>
+              <w:top w:color="bfbfbf" w:space="0" w:sz="4" w:val="single"/>
+              <w:left w:color="bfbfbf" w:space="0" w:sz="4" w:val="single"/>
+              <w:bottom w:color="bfbfbf" w:space="0" w:sz="4" w:val="single"/>
+              <w:right w:color="bfbfbf" w:space="0" w:sz="4" w:val="single"/>
+            </w:tcBorders>
+            <w:tcMar>
+              <w:top w:w="60" w:type="dxa"/>
+              <w:left w:w="120" w:type="dxa"/>
+              <w:bottom w:w="60" w:type="dxa"/>
+              <w:right w:w="120" w:type="dxa"/>
+            </w:tcMar>
+          </w:tcPr>
+          <w:p>
+            <w:pPr>
+              <w:spacing w:after="20" w:before="20" w:lineRule="auto"/>
+              <w:rPr/>
+            </w:pPr>
+            <w:r>
+              <w:rPr>
+                <w:rFonts w:ascii="Arial" w:cs="Arial" w:eastAsia="Arial" w:hAnsi="Arial"/>
+                <w:sz w:val="20"/>
+                <w:szCs w:val="20"/>
+                <w:rtl w:val="0"/>
+              </w:rPr>
+              <w:t xml:space="preserve">POST /api/subjects, POST /api/topics, PUT /api/user/onboarding</w:t>
+            </w:r>
+          </w:p>
+        </w:tc>
+      </w:tr>
+      <w:tr>
+        <w:trPr>
+          <w:cantSplit w:val="0"/>
+          <w:tblHeader w:val="0"/>
+        </w:trPr>
+        <w:tc>
+          <w:tcPr>
+            <w:tcW w:w="3200" w:type="dxa"/>
+            <w:tcBorders>
+              <w:top w:color="bfbfbf" w:space="0" w:sz="4" w:val="single"/>
+              <w:left w:color="bfbfbf" w:space="0" w:sz="4" w:val="single"/>
+              <w:bottom w:color="bfbfbf" w:space="0" w:sz="4" w:val="single"/>
+              <w:right w:color="bfbfbf" w:space="0" w:sz="4" w:val="single"/>
+            </w:tcBorders>
+            <w:tcMar>
+              <w:top w:w="60" w:type="dxa"/>
+              <w:left w:w="120" w:type="dxa"/>
+              <w:bottom w:w="60" w:type="dxa"/>
+              <w:right w:w="120" w:type="dxa"/>
+            </w:tcMar>
+          </w:tcPr>
+          <w:p>
+            <w:pPr>
+              <w:spacing w:after="20" w:before="20" w:lineRule="auto"/>
+              <w:rPr/>
+            </w:pPr>
+            <w:r>
+              <w:rPr>
+                <w:rFonts w:ascii="Arial" w:cs="Arial" w:eastAsia="Arial" w:hAnsi="Arial"/>
+                <w:b w:val="1"/>
+                <w:bCs w:val="1"/>
+                <w:sz w:val="20"/>
+                <w:szCs w:val="20"/>
+                <w:rtl w:val="0"/>
+              </w:rPr>
+              <w:t xml:space="preserve">Scheduling</w:t>
+            </w:r>
+          </w:p>
+        </w:tc>
+        <w:tc>
+          <w:tcPr>
+            <w:tcW w:w="6546" w:type="dxa"/>
+            <w:tcBorders>
+              <w:top w:color="bfbfbf" w:space="0" w:sz="4" w:val="single"/>
+              <w:left w:color="bfbfbf" w:space="0" w:sz="4" w:val="single"/>
+              <w:bottom w:color="bfbfbf" w:space="0" w:sz="4" w:val="single"/>
+              <w:right w:color="bfbfbf" w:space="0" w:sz="4" w:val="single"/>
+            </w:tcBorders>
+            <w:tcMar>
+              <w:top w:w="60" w:type="dxa"/>
+              <w:left w:w="120" w:type="dxa"/>
+              <w:bottom w:w="60" w:type="dxa"/>
+              <w:right w:w="120" w:type="dxa"/>
+            </w:tcMar>
+          </w:tcPr>
+          <w:p>
+            <w:pPr>
+              <w:spacing w:after="20" w:before="20" w:lineRule="auto"/>
+              <w:rPr/>
+            </w:pPr>
+            <w:r>
+              <w:rPr>
+                <w:rFonts w:ascii="Arial" w:cs="Arial" w:eastAsia="Arial" w:hAnsi="Arial"/>
+                <w:sz w:val="20"/>
+                <w:szCs w:val="20"/>
+                <w:rtl w:val="0"/>
+              </w:rPr>
+              <w:t xml:space="preserve">GET /api/priorities, POST /api/log-review, subject/topic GET/PUT/DELETE</w:t>
+            </w:r>
+          </w:p>
+        </w:tc>
+      </w:tr>
+      <w:tr>
+        <w:trPr>
+          <w:cantSplit w:val="0"/>
+          <w:tblHeader w:val="0"/>
+        </w:trPr>
+        <w:tc>
+          <w:tcPr>
+            <w:tcW w:w="3200" w:type="dxa"/>
+            <w:tcBorders>
+              <w:top w:color="bfbfbf" w:space="0" w:sz="4" w:val="single"/>
+              <w:left w:color="bfbfbf" w:space="0" w:sz="4" w:val="single"/>
+              <w:bottom w:color="bfbfbf" w:space="0" w:sz="4" w:val="single"/>
+              <w:right w:color="bfbfbf" w:space="0" w:sz="4" w:val="single"/>
+            </w:tcBorders>
+            <w:tcMar>
+              <w:top w:w="60" w:type="dxa"/>
+              <w:left w:w="120" w:type="dxa"/>
+              <w:bottom w:w="60" w:type="dxa"/>
+              <w:right w:w="120" w:type="dxa"/>
+            </w:tcMar>
+          </w:tcPr>
+          <w:p>
+            <w:pPr>
+              <w:spacing w:after="20" w:before="20" w:lineRule="auto"/>
+              <w:rPr/>
+            </w:pPr>
+            <w:r>
+              <w:rPr>
+                <w:rFonts w:ascii="Arial" w:cs="Arial" w:eastAsia="Arial" w:hAnsi="Arial"/>
+                <w:b w:val="1"/>
+                <w:bCs w:val="1"/>
+                <w:sz w:val="20"/>
+                <w:szCs w:val="20"/>
+                <w:rtl w:val="0"/>
+              </w:rPr>
+              <w:t xml:space="preserve">Assessment mode</w:t>
+            </w:r>
+          </w:p>
+        </w:tc>
+        <w:tc>
+          <w:tcPr>
+            <w:tcW w:w="6546" w:type="dxa"/>
+            <w:tcBorders>
+              <w:top w:color="bfbfbf" w:space="0" w:sz="4" w:val="single"/>
+              <w:left w:color="bfbfbf" w:space="0" w:sz="4" w:val="single"/>
+              <w:bottom w:color="bfbfbf" w:space="0" w:sz="4" w:val="single"/>
+              <w:right w:color="bfbfbf" w:space="0" w:sz="4" w:val="single"/>
+            </w:tcBorders>
+            <w:tcMar>
+              <w:top w:w="60" w:type="dxa"/>
+              <w:left w:w="120" w:type="dxa"/>
+              <w:bottom w:w="60" w:type="dxa"/>
+              <w:right w:w="120" w:type="dxa"/>
+            </w:tcMar>
+          </w:tcPr>
+          <w:p>
+            <w:pPr>
+              <w:spacing w:after="20" w:before="20" w:lineRule="auto"/>
+              <w:rPr/>
+            </w:pPr>
+            <w:r>
+              <w:rPr>
+                <w:rFonts w:ascii="Arial" w:cs="Arial" w:eastAsia="Arial" w:hAnsi="Arial"/>
+                <w:sz w:val="20"/>
+                <w:szCs w:val="20"/>
+                <w:rtl w:val="0"/>
+              </w:rPr>
+              <w:t xml:space="preserve">POST /api/assessment-mode-start, POST /api/assessment-mode-end</w:t>
+            </w:r>
+          </w:p>
+        </w:tc>
+      </w:tr>
+      <w:tr>
+        <w:trPr>
+          <w:cantSplit w:val="0"/>
+          <w:tblHeader w:val="0"/>
+        </w:trPr>
+        <w:tc>
+          <w:tcPr>
+            <w:tcW w:w="3200" w:type="dxa"/>
+            <w:tcBorders>
+              <w:top w:color="bfbfbf" w:space="0" w:sz="4" w:val="single"/>
+              <w:left w:color="bfbfbf" w:space="0" w:sz="4" w:val="single"/>
+              <w:bottom w:color="bfbfbf" w:space="0" w:sz="4" w:val="single"/>
+              <w:right w:color="bfbfbf" w:space="0" w:sz="4" w:val="single"/>
+            </w:tcBorders>
+            <w:tcMar>
+              <w:top w:w="60" w:type="dxa"/>
+              <w:left w:w="120" w:type="dxa"/>
+              <w:bottom w:w="60" w:type="dxa"/>
+              <w:right w:w="120" w:type="dxa"/>
+            </w:tcMar>
+          </w:tcPr>
+          <w:p>
+            <w:pPr>
+              <w:spacing w:after="20" w:before="20" w:lineRule="auto"/>
+              <w:rPr/>
+            </w:pPr>
+            <w:r>
+              <w:rPr>
+                <w:rFonts w:ascii="Arial" w:cs="Arial" w:eastAsia="Arial" w:hAnsi="Arial"/>
+                <w:b w:val="1"/>
+                <w:bCs w:val="1"/>
+                <w:sz w:val="20"/>
+                <w:szCs w:val="20"/>
+                <w:rtl w:val="0"/>
+              </w:rPr>
+              <w:t xml:space="preserve">Settings</w:t>
+            </w:r>
+          </w:p>
+        </w:tc>
+        <w:tc>
+          <w:tcPr>
+            <w:tcW w:w="6546" w:type="dxa"/>
+            <w:tcBorders>
+              <w:top w:color="bfbfbf" w:space="0" w:sz="4" w:val="single"/>
+              <w:left w:color="bfbfbf" w:space="0" w:sz="4" w:val="single"/>
+              <w:bottom w:color="bfbfbf" w:space="0" w:sz="4" w:val="single"/>
+              <w:right w:color="bfbfbf" w:space="0" w:sz="4" w:val="single"/>
+            </w:tcBorders>
+            <w:tcMar>
+              <w:top w:w="60" w:type="dxa"/>
+              <w:left w:w="120" w:type="dxa"/>
+              <w:bottom w:w="60" w:type="dxa"/>
+              <w:right w:w="120" w:type="dxa"/>
+            </w:tcMar>
+          </w:tcPr>
+          <w:p>
+            <w:pPr>
+              <w:spacing w:after="20" w:before="20" w:lineRule="auto"/>
+              <w:rPr/>
+            </w:pPr>
+            <w:r>
+              <w:rPr>
+                <w:rFonts w:ascii="Arial" w:cs="Arial" w:eastAsia="Arial" w:hAnsi="Arial"/>
+                <w:sz w:val="20"/>
+                <w:szCs w:val="20"/>
+                <w:rtl w:val="0"/>
+              </w:rPr>
+              <w:t xml:space="preserve">PUT /api/settings</w:t>
+            </w:r>
+          </w:p>
+        </w:tc>
+      </w:tr>
+    </w:tbl>
+    <w:p>
+      <w:pPr>
+        <w:rPr/>
+      </w:pPr>
+    </w:p>
+    <w:p>
+      <w:pPr>
+        <w:spacing w:after="80" w:before="60" w:lineRule="auto"/>
+        <w:rPr/>
+      </w:pPr>
+      <w:r>
+        <w:rPr>
+          <w:rFonts w:ascii="Arial" w:cs="Arial" w:eastAsia="Arial" w:hAnsi="Arial"/>
+          <w:sz w:val="20"/>
+          <w:szCs w:val="20"/>
+          <w:rtl w:val="0"/>
+        </w:rPr>
+        <w:t xml:space="preserve">Auth/onboarding responses return </w:t>
+      </w:r>
+      <w:r>
+        <w:rPr>
+          <w:rFonts w:ascii="Courier New" w:cs="Courier New" w:eastAsia="Courier New" w:hAnsi="Courier New"/>
+          <w:color w:val="7f5918"/>
+          <w:sz w:val="18"/>
+          <w:szCs w:val="18"/>
+          <w:rtl w:val="0"/>
+        </w:rPr>
+        <w:t xml:space="preserve">{ token, user: {id, name, email, yearLevel, onboarding_done} }</w:t>
+      </w:r>
+      <w:r>
+        <w:rPr>
+          <w:rFonts w:ascii="Arial" w:cs="Arial" w:eastAsia="Arial" w:hAnsi="Arial"/>
+          <w:sz w:val="20"/>
+          <w:szCs w:val="20"/>
+          <w:rtl w:val="0"/>
+        </w:rPr>
+        <w:t xml:space="preserve">.</w:t>
+      </w:r>
+    </w:p>
+    <w:p>
+      <w:pPr>
+        <w:pStyle w:val="Heading2"/>
+        <w:spacing w:after="120" w:before="280" w:lineRule="auto"/>
+        <w:rPr/>
+      </w:pPr>
+      <w:r>
+        <w:rPr>
+          <w:rFonts w:ascii="Arial" w:cs="Arial" w:eastAsia="Arial" w:hAnsi="Arial"/>
+          <w:b w:val="1"/>
+          <w:bCs w:val="1"/>
+          <w:color w:val="2e75b6"/>
+          <w:sz w:val="26"/>
+          <w:szCs w:val="26"/>
+          <w:rtl w:val="0"/>
+        </w:rPr>
+        <w:t xml:space="preserve">A.5 Updated database schema — users table (replaces students)</w:t>
+      </w:r>
+    </w:p>
+    <w:p>
+      <w:pPr>
+        <w:spacing w:after="80" w:before="60" w:lineRule="auto"/>
+        <w:rPr/>
+      </w:pPr>
+      <w:r>
+        <w:rPr>
+          <w:rFonts w:ascii="Arial" w:cs="Arial" w:eastAsia="Arial" w:hAnsi="Arial"/>
+          <w:sz w:val="22"/>
+          <w:szCs w:val="22"/>
+          <w:rtl w:val="0"/>
+        </w:rPr>
+        <w:t xml:space="preserve">The students table becomes users; subjects.student_id becomes user_id. subjects, topics and reviews are otherwise unchanged from §4, including archive-not-delete and full review history.</w:t>
+      </w:r>
+    </w:p>
+    <w:p>
+      <w:pPr>
+        <w:spacing w:after="10" w:before="10" w:lineRule="auto"/>
+        <w:rPr/>
+      </w:pPr>
+      <w:r>
+        <w:rPr>
+          <w:rFonts w:ascii="Courier New" w:cs="Courier New" w:eastAsia="Courier New" w:hAnsi="Courier New"/>
+          <w:color w:val="3d3d3d"/>
+          <w:sz w:val="18"/>
+          <w:szCs w:val="18"/>
+          <w:rtl w:val="0"/>
+        </w:rPr>
+        <w:t xml:space="preserve">users(</w:t>
+      </w:r>
+    </w:p>
+    <w:p>
+      <w:pPr>
+        <w:spacing w:after="10" w:before="10" w:lineRule="auto"/>
+        <w:rPr/>
+      </w:pPr>
+      <w:r>
+        <w:rPr>
+          <w:rFonts w:ascii="Courier New" w:cs="Courier New" w:eastAsia="Courier New" w:hAnsi="Courier New"/>
+          <w:color w:val="3d3d3d"/>
+          <w:sz w:val="18"/>
+          <w:szCs w:val="18"/>
+          <w:rtl w:val="0"/>
+        </w:rPr>
+        <w:t xml:space="preserve">  id PK, name, email UNIQUE, password_hash,</w:t>
+      </w:r>
+    </w:p>
+    <w:p>
+      <w:pPr>
+        <w:spacing w:after="10" w:before="10" w:lineRule="auto"/>
+        <w:rPr/>
+      </w:pPr>
+      <w:r>
+        <w:rPr>
+          <w:rFonts w:ascii="Courier New" w:cs="Courier New" w:eastAsia="Courier New" w:hAnsi="Courier New"/>
+          <w:color w:val="3d3d3d"/>
+          <w:sz w:val="18"/>
+          <w:szCs w:val="18"/>
+          <w:rtl w:val="0"/>
+        </w:rPr>
+        <w:t xml:space="preserve">  year_level, daily_cap DEFAULT 5,</w:t>
+      </w:r>
+    </w:p>
+    <w:p>
+      <w:pPr>
+        <w:spacing w:after="10" w:before="10" w:lineRule="auto"/>
+        <w:rPr/>
+      </w:pPr>
+      <w:r>
+        <w:rPr>
+          <w:rFonts w:ascii="Courier New" w:cs="Courier New" w:eastAsia="Courier New" w:hAnsi="Courier New"/>
+          <w:color w:val="3d3d3d"/>
+          <w:sz w:val="18"/>
+          <w:szCs w:val="18"/>
+          <w:rtl w:val="0"/>
+        </w:rPr>
+        <w:t xml:space="preserve">  show_wellbeing_footer DEFAULT 1, onboarding_done DEFAULT 0, created_at )</w:t>
+      </w:r>
+    </w:p>
+    <w:p>
+      <w:pPr>
+        <w:pStyle w:val="Heading2"/>
+        <w:spacing w:after="120" w:before="280" w:lineRule="auto"/>
+        <w:rPr/>
+      </w:pPr>
+      <w:r>
+        <w:rPr>
+          <w:rFonts w:ascii="Arial" w:cs="Arial" w:eastAsia="Arial" w:hAnsi="Arial"/>
+          <w:b w:val="1"/>
+          <w:bCs w:val="1"/>
+          <w:color w:val="2e75b6"/>
+          <w:sz w:val="26"/>
+          <w:szCs w:val="26"/>
+          <w:rtl w:val="0"/>
+        </w:rPr>
+        <w:t xml:space="preserve">A.6 Spec-fidelity change log</w:t>
+      </w:r>
+    </w:p>
+    <w:tbl>
+      <w:tblPr>
+        <w:tblW w:w="9746" w:type="dxa"/>
+        <w:jc w:val="left"/>
+        <w:tblBorders>
+          <w:top w:color="bfbfbf" w:space="0" w:sz="4" w:val="single"/>
+          <w:left w:color="bfbfbf" w:space="0" w:sz="4" w:val="single"/>
+          <w:bottom w:color="bfbfbf" w:space="0" w:sz="4" w:val="single"/>
+          <w:right w:color="bfbfbf" w:space="0" w:sz="4" w:val="single"/>
+          <w:insideH w:color="bfbfbf" w:space="0" w:sz="4" w:val="single"/>
+          <w:insideV w:color="bfbfbf" w:space="0" w:sz="4" w:val="single"/>
+        </w:tblBorders>
+        <w:tblLayout w:type="fixed"/>
+        <w:tblLook w:val="0000"/>
+      </w:tblPr>
+      <w:tblGrid>
+        <w:gridCol w:w="2400"/>
+        <w:gridCol w:w="3173"/>
+        <w:gridCol w:w="3173"/>
+        <w:gridCol w:w="1000"/>
+      </w:tblGrid>
+      <w:tr>
+        <w:trPr>
+          <w:cantSplit w:val="0"/>
+          <w:tblHeader w:val="1"/>
+        </w:trPr>
+        <w:tc>
+          <w:tcPr>
+            <w:tcW w:w="2400" w:type="dxa"/>
+            <w:tcBorders>
+              <w:top w:color="bfbfbf" w:space="0" w:sz="4" w:val="single"/>
+              <w:left w:color="bfbfbf" w:space="0" w:sz="4" w:val="single"/>
+              <w:bottom w:color="bfbfbf" w:space="0" w:sz="4" w:val="single"/>
+              <w:right w:color="bfbfbf" w:space="0" w:sz="4" w:val="single"/>
+            </w:tcBorders>
+            <w:shd w:fill="fff2cc" w:val="clear"/>
+            <w:tcMar>
+              <w:top w:w="60" w:type="dxa"/>
+              <w:left w:w="120" w:type="dxa"/>
+              <w:bottom w:w="60" w:type="dxa"/>
+              <w:right w:w="120" w:type="dxa"/>
+            </w:tcMar>
+          </w:tcPr>
+          <w:p>
+            <w:pPr>
+              <w:spacing w:after="20" w:before="20" w:lineRule="auto"/>
+              <w:rPr/>
+            </w:pPr>
+            <w:r>
+              <w:rPr>
+                <w:rFonts w:ascii="Arial" w:cs="Arial" w:eastAsia="Arial" w:hAnsi="Arial"/>
+                <w:b w:val="1"/>
+                <w:bCs w:val="1"/>
+                <w:sz w:val="20"/>
+                <w:szCs w:val="20"/>
+                <w:rtl w:val="0"/>
+              </w:rPr>
+              <w:t xml:space="preserve">Item</w:t>
+            </w:r>
+          </w:p>
+        </w:tc>
+        <w:tc>
+          <w:tcPr>
+            <w:tcW w:w="3173" w:type="dxa"/>
+            <w:tcBorders>
+              <w:top w:color="bfbfbf" w:space="0" w:sz="4" w:val="single"/>
+              <w:left w:color="bfbfbf" w:space="0" w:sz="4" w:val="single"/>
+              <w:bottom w:color="bfbfbf" w:space="0" w:sz="4" w:val="single"/>
+              <w:right w:color="bfbfbf" w:space="0" w:sz="4" w:val="single"/>
+            </w:tcBorders>
+            <w:shd w:fill="fff2cc" w:val="clear"/>
+            <w:tcMar>
+              <w:top w:w="60" w:type="dxa"/>
+              <w:left w:w="120" w:type="dxa"/>
+              <w:bottom w:w="60" w:type="dxa"/>
+              <w:right w:w="120" w:type="dxa"/>
+            </w:tcMar>
+          </w:tcPr>
+          <w:p>
+            <w:pPr>
+              <w:spacing w:after="20" w:before="20" w:lineRule="auto"/>
+              <w:rPr/>
+            </w:pPr>
+            <w:r>
+              <w:rPr>
+                <w:rFonts w:ascii="Arial" w:cs="Arial" w:eastAsia="Arial" w:hAnsi="Arial"/>
+                <w:b w:val="1"/>
+                <w:bCs w:val="1"/>
+                <w:sz w:val="20"/>
+                <w:szCs w:val="20"/>
+                <w:rtl w:val="0"/>
+              </w:rPr>
+              <w:t xml:space="preserve">Original spec</w:t>
+            </w:r>
+          </w:p>
+        </w:tc>
+        <w:tc>
+          <w:tcPr>
+            <w:tcW w:w="3173" w:type="dxa"/>
+            <w:tcBorders>
+              <w:top w:color="bfbfbf" w:space="0" w:sz="4" w:val="single"/>
+              <w:left w:color="bfbfbf" w:space="0" w:sz="4" w:val="single"/>
+              <w:bottom w:color="bfbfbf" w:space="0" w:sz="4" w:val="single"/>
+              <w:right w:color="bfbfbf" w:space="0" w:sz="4" w:val="single"/>
+            </w:tcBorders>
+            <w:shd w:fill="fff2cc" w:val="clear"/>
+            <w:tcMar>
+              <w:top w:w="60" w:type="dxa"/>
+              <w:left w:w="120" w:type="dxa"/>
+              <w:bottom w:w="60" w:type="dxa"/>
+              <w:right w:w="120" w:type="dxa"/>
+            </w:tcMar>
+          </w:tcPr>
+          <w:p>
+            <w:pPr>
+              <w:spacing w:after="20" w:before="20" w:lineRule="auto"/>
+              <w:rPr/>
+            </w:pPr>
+            <w:r>
+              <w:rPr>
+                <w:rFonts w:ascii="Arial" w:cs="Arial" w:eastAsia="Arial" w:hAnsi="Arial"/>
+                <w:b w:val="1"/>
+                <w:bCs w:val="1"/>
+                <w:sz w:val="20"/>
+                <w:szCs w:val="20"/>
+                <w:rtl w:val="0"/>
+              </w:rPr>
+              <w:t xml:space="preserve">2026 decision</w:t>
+            </w:r>
+          </w:p>
+        </w:tc>
+        <w:tc>
+          <w:tcPr>
+            <w:tcW w:w="1000" w:type="dxa"/>
+            <w:tcBorders>
+              <w:top w:color="bfbfbf" w:space="0" w:sz="4" w:val="single"/>
+              <w:left w:color="bfbfbf" w:space="0" w:sz="4" w:val="single"/>
+              <w:bottom w:color="bfbfbf" w:space="0" w:sz="4" w:val="single"/>
+              <w:right w:color="bfbfbf" w:space="0" w:sz="4" w:val="single"/>
+            </w:tcBorders>
+            <w:shd w:fill="fff2cc" w:val="clear"/>
+            <w:tcMar>
+              <w:top w:w="60" w:type="dxa"/>
+              <w:left w:w="120" w:type="dxa"/>
+              <w:bottom w:w="60" w:type="dxa"/>
+              <w:right w:w="120" w:type="dxa"/>
+            </w:tcMar>
+          </w:tcPr>
+          <w:p>
+            <w:pPr>
+              <w:spacing w:after="20" w:before="20" w:lineRule="auto"/>
+              <w:rPr/>
+            </w:pPr>
+            <w:r>
+              <w:rPr>
+                <w:rFonts w:ascii="Arial" w:cs="Arial" w:eastAsia="Arial" w:hAnsi="Arial"/>
+                <w:b w:val="1"/>
+                <w:bCs w:val="1"/>
+                <w:sz w:val="20"/>
+                <w:szCs w:val="20"/>
+                <w:rtl w:val="0"/>
+              </w:rPr>
+              <w:t xml:space="preserve">Status</w:t>
+            </w:r>
+          </w:p>
+        </w:tc>
+      </w:tr>
+      <w:tr>
+        <w:trPr>
+          <w:cantSplit w:val="0"/>
+          <w:tblHeader w:val="0"/>
+        </w:trPr>
+        <w:tc>
+          <w:tcPr>
+            <w:tcW w:w="2400" w:type="dxa"/>
+            <w:tcBorders>
+              <w:top w:color="bfbfbf" w:space="0" w:sz="4" w:val="single"/>
+              <w:left w:color="bfbfbf" w:space="0" w:sz="4" w:val="single"/>
+              <w:bottom w:color="bfbfbf" w:space="0" w:sz="4" w:val="single"/>
+              <w:right w:color="bfbfbf" w:space="0" w:sz="4" w:val="single"/>
+            </w:tcBorders>
+            <w:tcMar>
+              <w:top w:w="60" w:type="dxa"/>
+              <w:left w:w="120" w:type="dxa"/>
+              <w:bottom w:w="60" w:type="dxa"/>
+              <w:right w:w="120" w:type="dxa"/>
+            </w:tcMar>
+          </w:tcPr>
+          <w:p>
+            <w:pPr>
+              <w:spacing w:after="20" w:before="20" w:lineRule="auto"/>
+              <w:rPr/>
+            </w:pPr>
+            <w:r>
+              <w:rPr>
+                <w:rFonts w:ascii="Arial" w:cs="Arial" w:eastAsia="Arial" w:hAnsi="Arial"/>
+                <w:b w:val="1"/>
+                <w:bCs w:val="1"/>
+                <w:sz w:val="20"/>
+                <w:szCs w:val="20"/>
+                <w:rtl w:val="0"/>
+              </w:rPr>
+              <w:t xml:space="preserve">Identity</w:t>
+            </w:r>
+          </w:p>
+        </w:tc>
+        <w:tc>
+          <w:tcPr>
+            <w:tcW w:w="3173" w:type="dxa"/>
+            <w:tcBorders>
+              <w:top w:color="bfbfbf" w:space="0" w:sz="4" w:val="single"/>
+              <w:left w:color="bfbfbf" w:space="0" w:sz="4" w:val="single"/>
+              <w:bottom w:color="bfbfbf" w:space="0" w:sz="4" w:val="single"/>
+              <w:right w:color="bfbfbf" w:space="0" w:sz="4" w:val="single"/>
+            </w:tcBorders>
+            <w:tcMar>
+              <w:top w:w="60" w:type="dxa"/>
+              <w:left w:w="120" w:type="dxa"/>
+              <w:bottom w:w="60" w:type="dxa"/>
+              <w:right w:w="120" w:type="dxa"/>
+            </w:tcMar>
+          </w:tcPr>
+          <w:p>
+            <w:pPr>
+              <w:spacing w:after="20" w:before="20" w:lineRule="auto"/>
+              <w:rPr/>
+            </w:pPr>
+            <w:r>
+              <w:rPr>
+                <w:rFonts w:ascii="Arial" w:cs="Arial" w:eastAsia="Arial" w:hAnsi="Arial"/>
+                <w:sz w:val="20"/>
+                <w:szCs w:val="20"/>
+                <w:rtl w:val="0"/>
+              </w:rPr>
+              <w:t xml:space="preserve">Anonymous localStorage UUID, no PII</w:t>
+            </w:r>
+          </w:p>
+        </w:tc>
+        <w:tc>
+          <w:tcPr>
+            <w:tcW w:w="3173" w:type="dxa"/>
+            <w:tcBorders>
+              <w:top w:color="bfbfbf" w:space="0" w:sz="4" w:val="single"/>
+              <w:left w:color="bfbfbf" w:space="0" w:sz="4" w:val="single"/>
+              <w:bottom w:color="bfbfbf" w:space="0" w:sz="4" w:val="single"/>
+              <w:right w:color="bfbfbf" w:space="0" w:sz="4" w:val="single"/>
+            </w:tcBorders>
+            <w:tcMar>
+              <w:top w:w="60" w:type="dxa"/>
+              <w:left w:w="120" w:type="dxa"/>
+              <w:bottom w:w="60" w:type="dxa"/>
+              <w:right w:w="120" w:type="dxa"/>
+            </w:tcMar>
+          </w:tcPr>
+          <w:p>
+            <w:pPr>
+              <w:spacing w:after="20" w:before="20" w:lineRule="auto"/>
+              <w:rPr/>
+            </w:pPr>
+            <w:r>
+              <w:rPr>
+                <w:rFonts w:ascii="Arial" w:cs="Arial" w:eastAsia="Arial" w:hAnsi="Arial"/>
+                <w:sz w:val="20"/>
+                <w:szCs w:val="20"/>
+                <w:rtl w:val="0"/>
+              </w:rPr>
+              <w:t xml:space="preserve">Email + password accounts + JWT</w:t>
+            </w:r>
+          </w:p>
+        </w:tc>
+        <w:tc>
+          <w:tcPr>
+            <w:tcW w:w="1000" w:type="dxa"/>
+            <w:tcBorders>
+              <w:top w:color="bfbfbf" w:space="0" w:sz="4" w:val="single"/>
+              <w:left w:color="bfbfbf" w:space="0" w:sz="4" w:val="single"/>
+              <w:bottom w:color="bfbfbf" w:space="0" w:sz="4" w:val="single"/>
+              <w:right w:color="bfbfbf" w:space="0" w:sz="4" w:val="single"/>
+            </w:tcBorders>
+            <w:tcMar>
+              <w:top w:w="60" w:type="dxa"/>
+              <w:left w:w="120" w:type="dxa"/>
+              <w:bottom w:w="60" w:type="dxa"/>
+              <w:right w:w="120" w:type="dxa"/>
+            </w:tcMar>
+          </w:tcPr>
+          <w:p>
+            <w:pPr>
+              <w:spacing w:after="20" w:before="20" w:lineRule="auto"/>
+              <w:rPr/>
+            </w:pPr>
+            <w:r>
+              <w:rPr>
+                <w:rFonts w:ascii="Arial" w:cs="Arial" w:eastAsia="Arial" w:hAnsi="Arial"/>
+                <w:sz w:val="20"/>
+                <w:szCs w:val="20"/>
+                <w:rtl w:val="0"/>
+              </w:rPr>
+              <w:t xml:space="preserve">Changed</w:t>
+            </w:r>
+          </w:p>
+        </w:tc>
+      </w:tr>
+      <w:tr>
+        <w:trPr>
+          <w:cantSplit w:val="0"/>
+          <w:tblHeader w:val="0"/>
+        </w:trPr>
+        <w:tc>
+          <w:tcPr>
+            <w:tcW w:w="2400" w:type="dxa"/>
+            <w:tcBorders>
+              <w:top w:color="bfbfbf" w:space="0" w:sz="4" w:val="single"/>
+              <w:left w:color="bfbfbf" w:space="0" w:sz="4" w:val="single"/>
+              <w:bottom w:color="bfbfbf" w:space="0" w:sz="4" w:val="single"/>
+              <w:right w:color="bfbfbf" w:space="0" w:sz="4" w:val="single"/>
+            </w:tcBorders>
+            <w:tcMar>
+              <w:top w:w="60" w:type="dxa"/>
+              <w:left w:w="120" w:type="dxa"/>
+              <w:bottom w:w="60" w:type="dxa"/>
+              <w:right w:w="120" w:type="dxa"/>
+            </w:tcMar>
+          </w:tcPr>
+          <w:p>
+            <w:pPr>
+              <w:spacing w:after="20" w:before="20" w:lineRule="auto"/>
+              <w:rPr/>
+            </w:pPr>
+            <w:r>
+              <w:rPr>
+                <w:rFonts w:ascii="Arial" w:cs="Arial" w:eastAsia="Arial" w:hAnsi="Arial"/>
+                <w:b w:val="1"/>
+                <w:bCs w:val="1"/>
+                <w:sz w:val="20"/>
+                <w:szCs w:val="20"/>
+                <w:rtl w:val="0"/>
+              </w:rPr>
+              <w:t xml:space="preserve">Rendering</w:t>
+            </w:r>
+          </w:p>
+        </w:tc>
+        <w:tc>
+          <w:tcPr>
+            <w:tcW w:w="3173" w:type="dxa"/>
+            <w:tcBorders>
+              <w:top w:color="bfbfbf" w:space="0" w:sz="4" w:val="single"/>
+              <w:left w:color="bfbfbf" w:space="0" w:sz="4" w:val="single"/>
+              <w:bottom w:color="bfbfbf" w:space="0" w:sz="4" w:val="single"/>
+              <w:right w:color="bfbfbf" w:space="0" w:sz="4" w:val="single"/>
+            </w:tcBorders>
+            <w:tcMar>
+              <w:top w:w="60" w:type="dxa"/>
+              <w:left w:w="120" w:type="dxa"/>
+              <w:bottom w:w="60" w:type="dxa"/>
+              <w:right w:w="120" w:type="dxa"/>
+            </w:tcMar>
+          </w:tcPr>
+          <w:p>
+            <w:pPr>
+              <w:spacing w:after="20" w:before="20" w:lineRule="auto"/>
+              <w:rPr/>
+            </w:pPr>
+            <w:r>
+              <w:rPr>
+                <w:rFonts w:ascii="Arial" w:cs="Arial" w:eastAsia="Arial" w:hAnsi="Arial"/>
+                <w:sz w:val="20"/>
+                <w:szCs w:val="20"/>
+                <w:rtl w:val="0"/>
+              </w:rPr>
+              <w:t xml:space="preserve">Jinja2 server-rendered pages</w:t>
+            </w:r>
+          </w:p>
+        </w:tc>
+        <w:tc>
+          <w:tcPr>
+            <w:tcW w:w="3173" w:type="dxa"/>
+            <w:tcBorders>
+              <w:top w:color="bfbfbf" w:space="0" w:sz="4" w:val="single"/>
+              <w:left w:color="bfbfbf" w:space="0" w:sz="4" w:val="single"/>
+              <w:bottom w:color="bfbfbf" w:space="0" w:sz="4" w:val="single"/>
+              <w:right w:color="bfbfbf" w:space="0" w:sz="4" w:val="single"/>
+            </w:tcBorders>
+            <w:tcMar>
+              <w:top w:w="60" w:type="dxa"/>
+              <w:left w:w="120" w:type="dxa"/>
+              <w:bottom w:w="60" w:type="dxa"/>
+              <w:right w:w="120" w:type="dxa"/>
+            </w:tcMar>
+          </w:tcPr>
+          <w:p>
+            <w:pPr>
+              <w:spacing w:after="20" w:before="20" w:lineRule="auto"/>
+              <w:rPr/>
+            </w:pPr>
+            <w:r>
+              <w:rPr>
+                <w:rFonts w:ascii="Arial" w:cs="Arial" w:eastAsia="Arial" w:hAnsi="Arial"/>
+                <w:sz w:val="20"/>
+                <w:szCs w:val="20"/>
+                <w:rtl w:val="0"/>
+              </w:rPr>
+              <w:t xml:space="preserve">Vanilla-JS SPA + JSON API</w:t>
+            </w:r>
+          </w:p>
+        </w:tc>
+        <w:tc>
+          <w:tcPr>
+            <w:tcW w:w="1000" w:type="dxa"/>
+            <w:tcBorders>
+              <w:top w:color="bfbfbf" w:space="0" w:sz="4" w:val="single"/>
+              <w:left w:color="bfbfbf" w:space="0" w:sz="4" w:val="single"/>
+              <w:bottom w:color="bfbfbf" w:space="0" w:sz="4" w:val="single"/>
+              <w:right w:color="bfbfbf" w:space="0" w:sz="4" w:val="single"/>
+            </w:tcBorders>
+            <w:tcMar>
+              <w:top w:w="60" w:type="dxa"/>
+              <w:left w:w="120" w:type="dxa"/>
+              <w:bottom w:w="60" w:type="dxa"/>
+              <w:right w:w="120" w:type="dxa"/>
+            </w:tcMar>
+          </w:tcPr>
+          <w:p>
+            <w:pPr>
+              <w:spacing w:after="20" w:before="20" w:lineRule="auto"/>
+              <w:rPr/>
+            </w:pPr>
+            <w:r>
+              <w:rPr>
+                <w:rFonts w:ascii="Arial" w:cs="Arial" w:eastAsia="Arial" w:hAnsi="Arial"/>
+                <w:sz w:val="20"/>
+                <w:szCs w:val="20"/>
+                <w:rtl w:val="0"/>
+              </w:rPr>
+              <w:t xml:space="preserve">Changed</w:t>
+            </w:r>
+          </w:p>
+        </w:tc>
+      </w:tr>
+      <w:tr>
+        <w:trPr>
+          <w:cantSplit w:val="0"/>
+          <w:tblHeader w:val="0"/>
+        </w:trPr>
+        <w:tc>
+          <w:tcPr>
+            <w:tcW w:w="2400" w:type="dxa"/>
+            <w:tcBorders>
+              <w:top w:color="bfbfbf" w:space="0" w:sz="4" w:val="single"/>
+              <w:left w:color="bfbfbf" w:space="0" w:sz="4" w:val="single"/>
+              <w:bottom w:color="bfbfbf" w:space="0" w:sz="4" w:val="single"/>
+              <w:right w:color="bfbfbf" w:space="0" w:sz="4" w:val="single"/>
+            </w:tcBorders>
+            <w:tcMar>
+              <w:top w:w="60" w:type="dxa"/>
+              <w:left w:w="120" w:type="dxa"/>
+              <w:bottom w:w="60" w:type="dxa"/>
+              <w:right w:w="120" w:type="dxa"/>
+            </w:tcMar>
+          </w:tcPr>
+          <w:p>
+            <w:pPr>
+              <w:spacing w:after="20" w:before="20" w:lineRule="auto"/>
+              <w:rPr/>
+            </w:pPr>
+            <w:r>
+              <w:rPr>
+                <w:rFonts w:ascii="Arial" w:cs="Arial" w:eastAsia="Arial" w:hAnsi="Arial"/>
+                <w:b w:val="1"/>
+                <w:bCs w:val="1"/>
+                <w:sz w:val="20"/>
+                <w:szCs w:val="20"/>
+                <w:rtl w:val="0"/>
+              </w:rPr>
+              <w:t xml:space="preserve">Repo layout</w:t>
+            </w:r>
+          </w:p>
+        </w:tc>
+        <w:tc>
+          <w:tcPr>
+            <w:tcW w:w="3173" w:type="dxa"/>
+            <w:tcBorders>
+              <w:top w:color="bfbfbf" w:space="0" w:sz="4" w:val="single"/>
+              <w:left w:color="bfbfbf" w:space="0" w:sz="4" w:val="single"/>
+              <w:bottom w:color="bfbfbf" w:space="0" w:sz="4" w:val="single"/>
+              <w:right w:color="bfbfbf" w:space="0" w:sz="4" w:val="single"/>
+            </w:tcBorders>
+            <w:tcMar>
+              <w:top w:w="60" w:type="dxa"/>
+              <w:left w:w="120" w:type="dxa"/>
+              <w:bottom w:w="60" w:type="dxa"/>
+              <w:right w:w="120" w:type="dxa"/>
+            </w:tcMar>
+          </w:tcPr>
+          <w:p>
+            <w:pPr>
+              <w:spacing w:after="20" w:before="20" w:lineRule="auto"/>
+              <w:rPr/>
+            </w:pPr>
+            <w:r>
+              <w:rPr>
+                <w:rFonts w:ascii="Arial" w:cs="Arial" w:eastAsia="Arial" w:hAnsi="Arial"/>
+                <w:sz w:val="20"/>
+                <w:szCs w:val="20"/>
+                <w:rtl w:val="0"/>
+              </w:rPr>
+              <w:t xml:space="preserve">Single Flask app (templates/ + static/)</w:t>
+            </w:r>
+          </w:p>
+        </w:tc>
+        <w:tc>
+          <w:tcPr>
+            <w:tcW w:w="3173" w:type="dxa"/>
+            <w:tcBorders>
+              <w:top w:color="bfbfbf" w:space="0" w:sz="4" w:val="single"/>
+              <w:left w:color="bfbfbf" w:space="0" w:sz="4" w:val="single"/>
+              <w:bottom w:color="bfbfbf" w:space="0" w:sz="4" w:val="single"/>
+              <w:right w:color="bfbfbf" w:space="0" w:sz="4" w:val="single"/>
+            </w:tcBorders>
+            <w:tcMar>
+              <w:top w:w="60" w:type="dxa"/>
+              <w:left w:w="120" w:type="dxa"/>
+              <w:bottom w:w="60" w:type="dxa"/>
+              <w:right w:w="120" w:type="dxa"/>
+            </w:tcMar>
+          </w:tcPr>
+          <w:p>
+            <w:pPr>
+              <w:spacing w:after="20" w:before="20" w:lineRule="auto"/>
+              <w:rPr/>
+            </w:pPr>
+            <w:r>
+              <w:rPr>
+                <w:rFonts w:ascii="Arial" w:cs="Arial" w:eastAsia="Arial" w:hAnsi="Arial"/>
+                <w:sz w:val="20"/>
+                <w:szCs w:val="20"/>
+                <w:rtl w:val="0"/>
+              </w:rPr>
+              <w:t xml:space="preserve">front-end/ + back-end/ split</w:t>
+            </w:r>
+          </w:p>
+        </w:tc>
+        <w:tc>
+          <w:tcPr>
+            <w:tcW w:w="1000" w:type="dxa"/>
+            <w:tcBorders>
+              <w:top w:color="bfbfbf" w:space="0" w:sz="4" w:val="single"/>
+              <w:left w:color="bfbfbf" w:space="0" w:sz="4" w:val="single"/>
+              <w:bottom w:color="bfbfbf" w:space="0" w:sz="4" w:val="single"/>
+              <w:right w:color="bfbfbf" w:space="0" w:sz="4" w:val="single"/>
+            </w:tcBorders>
+            <w:tcMar>
+              <w:top w:w="60" w:type="dxa"/>
+              <w:left w:w="120" w:type="dxa"/>
+              <w:bottom w:w="60" w:type="dxa"/>
+              <w:right w:w="120" w:type="dxa"/>
+            </w:tcMar>
+          </w:tcPr>
+          <w:p>
+            <w:pPr>
+              <w:spacing w:after="20" w:before="20" w:lineRule="auto"/>
+              <w:rPr/>
+            </w:pPr>
+            <w:r>
+              <w:rPr>
+                <w:rFonts w:ascii="Arial" w:cs="Arial" w:eastAsia="Arial" w:hAnsi="Arial"/>
+                <w:sz w:val="20"/>
+                <w:szCs w:val="20"/>
+                <w:rtl w:val="0"/>
+              </w:rPr>
+              <w:t xml:space="preserve">Changed</w:t>
+            </w:r>
+          </w:p>
+        </w:tc>
+      </w:tr>
+      <w:tr>
+        <w:trPr>
+          <w:cantSplit w:val="0"/>
+          <w:tblHeader w:val="0"/>
+        </w:trPr>
+        <w:tc>
+          <w:tcPr>
+            <w:tcW w:w="2400" w:type="dxa"/>
+            <w:tcBorders>
+              <w:top w:color="bfbfbf" w:space="0" w:sz="4" w:val="single"/>
+              <w:left w:color="bfbfbf" w:space="0" w:sz="4" w:val="single"/>
+              <w:bottom w:color="bfbfbf" w:space="0" w:sz="4" w:val="single"/>
+              <w:right w:color="bfbfbf" w:space="0" w:sz="4" w:val="single"/>
+            </w:tcBorders>
+            <w:tcMar>
+              <w:top w:w="60" w:type="dxa"/>
+              <w:left w:w="120" w:type="dxa"/>
+              <w:bottom w:w="60" w:type="dxa"/>
+              <w:right w:w="120" w:type="dxa"/>
+            </w:tcMar>
+          </w:tcPr>
+          <w:p>
+            <w:pPr>
+              <w:spacing w:after="20" w:before="20" w:lineRule="auto"/>
+              <w:rPr/>
+            </w:pPr>
+            <w:r>
+              <w:rPr>
+                <w:rFonts w:ascii="Arial" w:cs="Arial" w:eastAsia="Arial" w:hAnsi="Arial"/>
+                <w:b w:val="1"/>
+                <w:bCs w:val="1"/>
+                <w:sz w:val="20"/>
+                <w:szCs w:val="20"/>
+                <w:rtl w:val="0"/>
+              </w:rPr>
+              <w:t xml:space="preserve">Intervals</w:t>
+            </w:r>
+          </w:p>
+        </w:tc>
+        <w:tc>
+          <w:tcPr>
+            <w:tcW w:w="3173" w:type="dxa"/>
+            <w:tcBorders>
+              <w:top w:color="bfbfbf" w:space="0" w:sz="4" w:val="single"/>
+              <w:left w:color="bfbfbf" w:space="0" w:sz="4" w:val="single"/>
+              <w:bottom w:color="bfbfbf" w:space="0" w:sz="4" w:val="single"/>
+              <w:right w:color="bfbfbf" w:space="0" w:sz="4" w:val="single"/>
+            </w:tcBorders>
+            <w:tcMar>
+              <w:top w:w="60" w:type="dxa"/>
+              <w:left w:w="120" w:type="dxa"/>
+              <w:bottom w:w="60" w:type="dxa"/>
+              <w:right w:w="120" w:type="dxa"/>
+            </w:tcMar>
+          </w:tcPr>
+          <w:p>
+            <w:pPr>
+              <w:spacing w:after="20" w:before="20" w:lineRule="auto"/>
+              <w:rPr/>
+            </w:pPr>
+            <w:r>
+              <w:rPr>
+                <w:rFonts w:ascii="Arial" w:cs="Arial" w:eastAsia="Arial" w:hAnsi="Arial"/>
+                <w:sz w:val="20"/>
+                <w:szCs w:val="20"/>
+                <w:rtl w:val="0"/>
+              </w:rPr>
+              <w:t xml:space="preserve">1·3·7·14 days, max 14</w:t>
+            </w:r>
+          </w:p>
+        </w:tc>
+        <w:tc>
+          <w:tcPr>
+            <w:tcW w:w="3173" w:type="dxa"/>
+            <w:tcBorders>
+              <w:top w:color="bfbfbf" w:space="0" w:sz="4" w:val="single"/>
+              <w:left w:color="bfbfbf" w:space="0" w:sz="4" w:val="single"/>
+              <w:bottom w:color="bfbfbf" w:space="0" w:sz="4" w:val="single"/>
+              <w:right w:color="bfbfbf" w:space="0" w:sz="4" w:val="single"/>
+            </w:tcBorders>
+            <w:tcMar>
+              <w:top w:w="60" w:type="dxa"/>
+              <w:left w:w="120" w:type="dxa"/>
+              <w:bottom w:w="60" w:type="dxa"/>
+              <w:right w:w="120" w:type="dxa"/>
+            </w:tcMar>
+          </w:tcPr>
+          <w:p>
+            <w:pPr>
+              <w:spacing w:after="20" w:before="20" w:lineRule="auto"/>
+              <w:rPr/>
+            </w:pPr>
+            <w:r>
+              <w:rPr>
+                <w:rFonts w:ascii="Arial" w:cs="Arial" w:eastAsia="Arial" w:hAnsi="Arial"/>
+                <w:sz w:val="20"/>
+                <w:szCs w:val="20"/>
+                <w:rtl w:val="0"/>
+              </w:rPr>
+              <w:t xml:space="preserve">Unchanged</w:t>
+            </w:r>
+          </w:p>
+        </w:tc>
+        <w:tc>
+          <w:tcPr>
+            <w:tcW w:w="1000" w:type="dxa"/>
+            <w:tcBorders>
+              <w:top w:color="bfbfbf" w:space="0" w:sz="4" w:val="single"/>
+              <w:left w:color="bfbfbf" w:space="0" w:sz="4" w:val="single"/>
+              <w:bottom w:color="bfbfbf" w:space="0" w:sz="4" w:val="single"/>
+              <w:right w:color="bfbfbf" w:space="0" w:sz="4" w:val="single"/>
+            </w:tcBorders>
+            <w:shd w:fill="e2efda" w:val="clear"/>
+            <w:tcMar>
+              <w:top w:w="60" w:type="dxa"/>
+              <w:left w:w="120" w:type="dxa"/>
+              <w:bottom w:w="60" w:type="dxa"/>
+              <w:right w:w="120" w:type="dxa"/>
+            </w:tcMar>
+          </w:tcPr>
+          <w:p>
+            <w:pPr>
+              <w:spacing w:after="20" w:before="20" w:lineRule="auto"/>
+              <w:rPr/>
+            </w:pPr>
+            <w:r>
+              <w:rPr>
+                <w:rFonts w:ascii="Arial" w:cs="Arial" w:eastAsia="Arial" w:hAnsi="Arial"/>
+                <w:b w:val="1"/>
+                <w:bCs w:val="1"/>
+                <w:sz w:val="20"/>
+                <w:szCs w:val="20"/>
+                <w:rtl w:val="0"/>
+              </w:rPr>
+              <w:t xml:space="preserve">Binding</w:t>
+            </w:r>
+          </w:p>
+        </w:tc>
+      </w:tr>
+      <w:tr>
+        <w:trPr>
+          <w:cantSplit w:val="0"/>
+          <w:tblHeader w:val="0"/>
+        </w:trPr>
+        <w:tc>
+          <w:tcPr>
+            <w:tcW w:w="2400" w:type="dxa"/>
+            <w:tcBorders>
+              <w:top w:color="bfbfbf" w:space="0" w:sz="4" w:val="single"/>
+              <w:left w:color="bfbfbf" w:space="0" w:sz="4" w:val="single"/>
+              <w:bottom w:color="bfbfbf" w:space="0" w:sz="4" w:val="single"/>
+              <w:right w:color="bfbfbf" w:space="0" w:sz="4" w:val="single"/>
+            </w:tcBorders>
+            <w:tcMar>
+              <w:top w:w="60" w:type="dxa"/>
+              <w:left w:w="120" w:type="dxa"/>
+              <w:bottom w:w="60" w:type="dxa"/>
+              <w:right w:w="120" w:type="dxa"/>
+            </w:tcMar>
+          </w:tcPr>
+          <w:p>
+            <w:pPr>
+              <w:spacing w:after="20" w:before="20" w:lineRule="auto"/>
+              <w:rPr/>
+            </w:pPr>
+            <w:r>
+              <w:rPr>
+                <w:rFonts w:ascii="Arial" w:cs="Arial" w:eastAsia="Arial" w:hAnsi="Arial"/>
+                <w:b w:val="1"/>
+                <w:bCs w:val="1"/>
+                <w:sz w:val="20"/>
+                <w:szCs w:val="20"/>
+                <w:rtl w:val="0"/>
+              </w:rPr>
+              <w:t xml:space="preserve">Confidence</w:t>
+            </w:r>
+          </w:p>
+        </w:tc>
+        <w:tc>
+          <w:tcPr>
+            <w:tcW w:w="3173" w:type="dxa"/>
+            <w:tcBorders>
+              <w:top w:color="bfbfbf" w:space="0" w:sz="4" w:val="single"/>
+              <w:left w:color="bfbfbf" w:space="0" w:sz="4" w:val="single"/>
+              <w:bottom w:color="bfbfbf" w:space="0" w:sz="4" w:val="single"/>
+              <w:right w:color="bfbfbf" w:space="0" w:sz="4" w:val="single"/>
+            </w:tcBorders>
+            <w:tcMar>
+              <w:top w:w="60" w:type="dxa"/>
+              <w:left w:w="120" w:type="dxa"/>
+              <w:bottom w:w="60" w:type="dxa"/>
+              <w:right w:w="120" w:type="dxa"/>
+            </w:tcMar>
+          </w:tcPr>
+          <w:p>
+            <w:pPr>
+              <w:spacing w:after="20" w:before="20" w:lineRule="auto"/>
+              <w:rPr/>
+            </w:pPr>
+            <w:r>
+              <w:rPr>
+                <w:rFonts w:ascii="Arial" w:cs="Arial" w:eastAsia="Arial" w:hAnsi="Arial"/>
+                <w:sz w:val="20"/>
+                <w:szCs w:val="20"/>
+                <w:rtl w:val="0"/>
+              </w:rPr>
+              <w:t xml:space="preserve">Never affects scheduling</w:t>
+            </w:r>
+          </w:p>
+        </w:tc>
+        <w:tc>
+          <w:tcPr>
+            <w:tcW w:w="3173" w:type="dxa"/>
+            <w:tcBorders>
+              <w:top w:color="bfbfbf" w:space="0" w:sz="4" w:val="single"/>
+              <w:left w:color="bfbfbf" w:space="0" w:sz="4" w:val="single"/>
+              <w:bottom w:color="bfbfbf" w:space="0" w:sz="4" w:val="single"/>
+              <w:right w:color="bfbfbf" w:space="0" w:sz="4" w:val="single"/>
+            </w:tcBorders>
+            <w:tcMar>
+              <w:top w:w="60" w:type="dxa"/>
+              <w:left w:w="120" w:type="dxa"/>
+              <w:bottom w:w="60" w:type="dxa"/>
+              <w:right w:w="120" w:type="dxa"/>
+            </w:tcMar>
+          </w:tcPr>
+          <w:p>
+            <w:pPr>
+              <w:spacing w:after="20" w:before="20" w:lineRule="auto"/>
+              <w:rPr/>
+            </w:pPr>
+            <w:r>
+              <w:rPr>
+                <w:rFonts w:ascii="Arial" w:cs="Arial" w:eastAsia="Arial" w:hAnsi="Arial"/>
+                <w:sz w:val="20"/>
+                <w:szCs w:val="20"/>
+                <w:rtl w:val="0"/>
+              </w:rPr>
+              <w:t xml:space="preserve">Unchanged</w:t>
+            </w:r>
+          </w:p>
+        </w:tc>
+        <w:tc>
+          <w:tcPr>
+            <w:tcW w:w="1000" w:type="dxa"/>
+            <w:tcBorders>
+              <w:top w:color="bfbfbf" w:space="0" w:sz="4" w:val="single"/>
+              <w:left w:color="bfbfbf" w:space="0" w:sz="4" w:val="single"/>
+              <w:bottom w:color="bfbfbf" w:space="0" w:sz="4" w:val="single"/>
+              <w:right w:color="bfbfbf" w:space="0" w:sz="4" w:val="single"/>
+            </w:tcBorders>
+            <w:shd w:fill="e2efda" w:val="clear"/>
+            <w:tcMar>
+              <w:top w:w="60" w:type="dxa"/>
+              <w:left w:w="120" w:type="dxa"/>
+              <w:bottom w:w="60" w:type="dxa"/>
+              <w:right w:w="120" w:type="dxa"/>
+            </w:tcMar>
+          </w:tcPr>
+          <w:p>
+            <w:pPr>
+              <w:spacing w:after="20" w:before="20" w:lineRule="auto"/>
+              <w:rPr/>
+            </w:pPr>
+            <w:r>
+              <w:rPr>
+                <w:rFonts w:ascii="Arial" w:cs="Arial" w:eastAsia="Arial" w:hAnsi="Arial"/>
+                <w:b w:val="1"/>
+                <w:bCs w:val="1"/>
+                <w:sz w:val="20"/>
+                <w:szCs w:val="20"/>
+                <w:rtl w:val="0"/>
+              </w:rPr>
+              <w:t xml:space="preserve">Binding</w:t>
+            </w:r>
+          </w:p>
+        </w:tc>
+      </w:tr>
+      <w:tr>
+        <w:trPr>
+          <w:cantSplit w:val="0"/>
+          <w:tblHeader w:val="0"/>
+        </w:trPr>
+        <w:tc>
+          <w:tcPr>
+            <w:tcW w:w="2400" w:type="dxa"/>
+            <w:tcBorders>
+              <w:top w:color="bfbfbf" w:space="0" w:sz="4" w:val="single"/>
+              <w:left w:color="bfbfbf" w:space="0" w:sz="4" w:val="single"/>
+              <w:bottom w:color="bfbfbf" w:space="0" w:sz="4" w:val="single"/>
+              <w:right w:color="bfbfbf" w:space="0" w:sz="4" w:val="single"/>
+            </w:tcBorders>
+            <w:tcMar>
+              <w:top w:w="60" w:type="dxa"/>
+              <w:left w:w="120" w:type="dxa"/>
+              <w:bottom w:w="60" w:type="dxa"/>
+              <w:right w:w="120" w:type="dxa"/>
+            </w:tcMar>
+          </w:tcPr>
+          <w:p>
+            <w:pPr>
+              <w:spacing w:after="20" w:before="20" w:lineRule="auto"/>
+              <w:rPr/>
+            </w:pPr>
+            <w:r>
+              <w:rPr>
+                <w:rFonts w:ascii="Arial" w:cs="Arial" w:eastAsia="Arial" w:hAnsi="Arial"/>
+                <w:b w:val="1"/>
+                <w:bCs w:val="1"/>
+                <w:sz w:val="20"/>
+                <w:szCs w:val="20"/>
+                <w:rtl w:val="0"/>
+              </w:rPr>
+              <w:t xml:space="preserve">Archive</w:t>
+            </w:r>
+          </w:p>
+        </w:tc>
+        <w:tc>
+          <w:tcPr>
+            <w:tcW w:w="3173" w:type="dxa"/>
+            <w:tcBorders>
+              <w:top w:color="bfbfbf" w:space="0" w:sz="4" w:val="single"/>
+              <w:left w:color="bfbfbf" w:space="0" w:sz="4" w:val="single"/>
+              <w:bottom w:color="bfbfbf" w:space="0" w:sz="4" w:val="single"/>
+              <w:right w:color="bfbfbf" w:space="0" w:sz="4" w:val="single"/>
+            </w:tcBorders>
+            <w:tcMar>
+              <w:top w:w="60" w:type="dxa"/>
+              <w:left w:w="120" w:type="dxa"/>
+              <w:bottom w:w="60" w:type="dxa"/>
+              <w:right w:w="120" w:type="dxa"/>
+            </w:tcMar>
+          </w:tcPr>
+          <w:p>
+            <w:pPr>
+              <w:spacing w:after="20" w:before="20" w:lineRule="auto"/>
+              <w:rPr/>
+            </w:pPr>
+            <w:r>
+              <w:rPr>
+                <w:rFonts w:ascii="Arial" w:cs="Arial" w:eastAsia="Arial" w:hAnsi="Arial"/>
+                <w:sz w:val="20"/>
+                <w:szCs w:val="20"/>
+                <w:rtl w:val="0"/>
+              </w:rPr>
+              <w:t xml:space="preserve">Archive-not-delete, history kept</w:t>
+            </w:r>
+          </w:p>
+        </w:tc>
+        <w:tc>
+          <w:tcPr>
+            <w:tcW w:w="3173" w:type="dxa"/>
+            <w:tcBorders>
+              <w:top w:color="bfbfbf" w:space="0" w:sz="4" w:val="single"/>
+              <w:left w:color="bfbfbf" w:space="0" w:sz="4" w:val="single"/>
+              <w:bottom w:color="bfbfbf" w:space="0" w:sz="4" w:val="single"/>
+              <w:right w:color="bfbfbf" w:space="0" w:sz="4" w:val="single"/>
+            </w:tcBorders>
+            <w:tcMar>
+              <w:top w:w="60" w:type="dxa"/>
+              <w:left w:w="120" w:type="dxa"/>
+              <w:bottom w:w="60" w:type="dxa"/>
+              <w:right w:w="120" w:type="dxa"/>
+            </w:tcMar>
+          </w:tcPr>
+          <w:p>
+            <w:pPr>
+              <w:spacing w:after="20" w:before="20" w:lineRule="auto"/>
+              <w:rPr/>
+            </w:pPr>
+            <w:r>
+              <w:rPr>
+                <w:rFonts w:ascii="Arial" w:cs="Arial" w:eastAsia="Arial" w:hAnsi="Arial"/>
+                <w:sz w:val="20"/>
+                <w:szCs w:val="20"/>
+                <w:rtl w:val="0"/>
+              </w:rPr>
+              <w:t xml:space="preserve">Unchanged</w:t>
+            </w:r>
+          </w:p>
+        </w:tc>
+        <w:tc>
+          <w:tcPr>
+            <w:tcW w:w="1000" w:type="dxa"/>
+            <w:tcBorders>
+              <w:top w:color="bfbfbf" w:space="0" w:sz="4" w:val="single"/>
+              <w:left w:color="bfbfbf" w:space="0" w:sz="4" w:val="single"/>
+              <w:bottom w:color="bfbfbf" w:space="0" w:sz="4" w:val="single"/>
+              <w:right w:color="bfbfbf" w:space="0" w:sz="4" w:val="single"/>
+            </w:tcBorders>
+            <w:shd w:fill="e2efda" w:val="clear"/>
+            <w:tcMar>
+              <w:top w:w="60" w:type="dxa"/>
+              <w:left w:w="120" w:type="dxa"/>
+              <w:bottom w:w="60" w:type="dxa"/>
+              <w:right w:w="120" w:type="dxa"/>
+            </w:tcMar>
+          </w:tcPr>
+          <w:p>
+            <w:pPr>
+              <w:spacing w:after="20" w:before="20" w:lineRule="auto"/>
+              <w:rPr/>
+            </w:pPr>
+            <w:r>
+              <w:rPr>
+                <w:rFonts w:ascii="Arial" w:cs="Arial" w:eastAsia="Arial" w:hAnsi="Arial"/>
+                <w:b w:val="1"/>
+                <w:bCs w:val="1"/>
+                <w:sz w:val="20"/>
+                <w:szCs w:val="20"/>
+                <w:rtl w:val="0"/>
+              </w:rPr>
+              <w:t xml:space="preserve">Binding</w:t>
+            </w:r>
+          </w:p>
+        </w:tc>
+      </w:tr>
+      <w:tr>
+        <w:trPr>
+          <w:cantSplit w:val="0"/>
+          <w:tblHeader w:val="0"/>
+        </w:trPr>
+        <w:tc>
+          <w:tcPr>
+            <w:tcW w:w="2400" w:type="dxa"/>
+            <w:tcBorders>
+              <w:top w:color="bfbfbf" w:space="0" w:sz="4" w:val="single"/>
+              <w:left w:color="bfbfbf" w:space="0" w:sz="4" w:val="single"/>
+              <w:bottom w:color="bfbfbf" w:space="0" w:sz="4" w:val="single"/>
+              <w:right w:color="bfbfbf" w:space="0" w:sz="4" w:val="single"/>
+            </w:tcBorders>
+            <w:tcMar>
+              <w:top w:w="60" w:type="dxa"/>
+              <w:left w:w="120" w:type="dxa"/>
+              <w:bottom w:w="60" w:type="dxa"/>
+              <w:right w:w="120" w:type="dxa"/>
+            </w:tcMar>
+          </w:tcPr>
+          <w:p>
+            <w:pPr>
+              <w:spacing w:after="20" w:before="20" w:lineRule="auto"/>
+              <w:rPr/>
+            </w:pPr>
+            <w:r>
+              <w:rPr>
+                <w:rFonts w:ascii="Arial" w:cs="Arial" w:eastAsia="Arial" w:hAnsi="Arial"/>
+                <w:b w:val="1"/>
+                <w:bCs w:val="1"/>
+                <w:sz w:val="20"/>
+                <w:szCs w:val="20"/>
+                <w:rtl w:val="0"/>
+              </w:rPr>
+              <w:t xml:space="preserve">Tone</w:t>
+            </w:r>
+          </w:p>
+        </w:tc>
+        <w:tc>
+          <w:tcPr>
+            <w:tcW w:w="3173" w:type="dxa"/>
+            <w:tcBorders>
+              <w:top w:color="bfbfbf" w:space="0" w:sz="4" w:val="single"/>
+              <w:left w:color="bfbfbf" w:space="0" w:sz="4" w:val="single"/>
+              <w:bottom w:color="bfbfbf" w:space="0" w:sz="4" w:val="single"/>
+              <w:right w:color="bfbfbf" w:space="0" w:sz="4" w:val="single"/>
+            </w:tcBorders>
+            <w:tcMar>
+              <w:top w:w="60" w:type="dxa"/>
+              <w:left w:w="120" w:type="dxa"/>
+              <w:bottom w:w="60" w:type="dxa"/>
+              <w:right w:w="120" w:type="dxa"/>
+            </w:tcMar>
+          </w:tcPr>
+          <w:p>
+            <w:pPr>
+              <w:spacing w:after="20" w:before="20" w:lineRule="auto"/>
+              <w:rPr/>
+            </w:pPr>
+            <w:r>
+              <w:rPr>
+                <w:rFonts w:ascii="Arial" w:cs="Arial" w:eastAsia="Arial" w:hAnsi="Arial"/>
+                <w:sz w:val="20"/>
+                <w:szCs w:val="20"/>
+                <w:rtl w:val="0"/>
+              </w:rPr>
+              <w:t xml:space="preserve">Encouraging, no streaks; Youthline footer</w:t>
+            </w:r>
+          </w:p>
+        </w:tc>
+        <w:tc>
+          <w:tcPr>
+            <w:tcW w:w="3173" w:type="dxa"/>
+            <w:tcBorders>
+              <w:top w:color="bfbfbf" w:space="0" w:sz="4" w:val="single"/>
+              <w:left w:color="bfbfbf" w:space="0" w:sz="4" w:val="single"/>
+              <w:bottom w:color="bfbfbf" w:space="0" w:sz="4" w:val="single"/>
+              <w:right w:color="bfbfbf" w:space="0" w:sz="4" w:val="single"/>
+            </w:tcBorders>
+            <w:tcMar>
+              <w:top w:w="60" w:type="dxa"/>
+              <w:left w:w="120" w:type="dxa"/>
+              <w:bottom w:w="60" w:type="dxa"/>
+              <w:right w:w="120" w:type="dxa"/>
+            </w:tcMar>
+          </w:tcPr>
+          <w:p>
+            <w:pPr>
+              <w:spacing w:after="20" w:before="20" w:lineRule="auto"/>
+              <w:rPr/>
+            </w:pPr>
+            <w:r>
+              <w:rPr>
+                <w:rFonts w:ascii="Arial" w:cs="Arial" w:eastAsia="Arial" w:hAnsi="Arial"/>
+                <w:sz w:val="20"/>
+                <w:szCs w:val="20"/>
+                <w:rtl w:val="0"/>
+              </w:rPr>
+              <w:t xml:space="preserve">Unchanged</w:t>
+            </w:r>
+          </w:p>
+        </w:tc>
+        <w:tc>
+          <w:tcPr>
+            <w:tcW w:w="1000" w:type="dxa"/>
+            <w:tcBorders>
+              <w:top w:color="bfbfbf" w:space="0" w:sz="4" w:val="single"/>
+              <w:left w:color="bfbfbf" w:space="0" w:sz="4" w:val="single"/>
+              <w:bottom w:color="bfbfbf" w:space="0" w:sz="4" w:val="single"/>
+              <w:right w:color="bfbfbf" w:space="0" w:sz="4" w:val="single"/>
+            </w:tcBorders>
+            <w:shd w:fill="e2efda" w:val="clear"/>
+            <w:tcMar>
+              <w:top w:w="60" w:type="dxa"/>
+              <w:left w:w="120" w:type="dxa"/>
+              <w:bottom w:w="60" w:type="dxa"/>
+              <w:right w:w="120" w:type="dxa"/>
+            </w:tcMar>
+          </w:tcPr>
+          <w:p>
+            <w:pPr>
+              <w:spacing w:after="20" w:before="20" w:lineRule="auto"/>
+              <w:rPr/>
+            </w:pPr>
+            <w:r>
+              <w:rPr>
+                <w:rFonts w:ascii="Arial" w:cs="Arial" w:eastAsia="Arial" w:hAnsi="Arial"/>
+                <w:b w:val="1"/>
+                <w:bCs w:val="1"/>
+                <w:sz w:val="20"/>
+                <w:szCs w:val="20"/>
+                <w:rtl w:val="0"/>
+              </w:rPr>
+              <w:t xml:space="preserve">Binding</w:t>
+            </w:r>
+          </w:p>
+        </w:tc>
+      </w:tr>
+      <w:tr>
+        <w:trPr>
+          <w:cantSplit w:val="0"/>
+          <w:tblHeader w:val="0"/>
+        </w:trPr>
+        <w:tc>
+          <w:tcPr>
+            <w:tcW w:w="2400" w:type="dxa"/>
+            <w:tcBorders>
+              <w:top w:color="bfbfbf" w:space="0" w:sz="4" w:val="single"/>
+              <w:left w:color="bfbfbf" w:space="0" w:sz="4" w:val="single"/>
+              <w:bottom w:color="bfbfbf" w:space="0" w:sz="4" w:val="single"/>
+              <w:right w:color="bfbfbf" w:space="0" w:sz="4" w:val="single"/>
+            </w:tcBorders>
+            <w:tcMar>
+              <w:top w:w="60" w:type="dxa"/>
+              <w:left w:w="120" w:type="dxa"/>
+              <w:bottom w:w="60" w:type="dxa"/>
+              <w:right w:w="120" w:type="dxa"/>
+            </w:tcMar>
+          </w:tcPr>
+          <w:p>
+            <w:pPr>
+              <w:spacing w:after="20" w:before="20" w:lineRule="auto"/>
+              <w:rPr/>
+            </w:pPr>
+            <w:r>
+              <w:rPr>
+                <w:rFonts w:ascii="Arial" w:cs="Arial" w:eastAsia="Arial" w:hAnsi="Arial"/>
+                <w:b w:val="1"/>
+                <w:bCs w:val="1"/>
+                <w:sz w:val="20"/>
+                <w:szCs w:val="20"/>
+                <w:rtl w:val="0"/>
+              </w:rPr>
+              <w:t xml:space="preserve">Content</w:t>
+            </w:r>
+          </w:p>
+        </w:tc>
+        <w:tc>
+          <w:tcPr>
+            <w:tcW w:w="3173" w:type="dxa"/>
+            <w:tcBorders>
+              <w:top w:color="bfbfbf" w:space="0" w:sz="4" w:val="single"/>
+              <w:left w:color="bfbfbf" w:space="0" w:sz="4" w:val="single"/>
+              <w:bottom w:color="bfbfbf" w:space="0" w:sz="4" w:val="single"/>
+              <w:right w:color="bfbfbf" w:space="0" w:sz="4" w:val="single"/>
+            </w:tcBorders>
+            <w:tcMar>
+              <w:top w:w="60" w:type="dxa"/>
+              <w:left w:w="120" w:type="dxa"/>
+              <w:bottom w:w="60" w:type="dxa"/>
+              <w:right w:w="120" w:type="dxa"/>
+            </w:tcMar>
+          </w:tcPr>
+          <w:p>
+            <w:pPr>
+              <w:spacing w:after="20" w:before="20" w:lineRule="auto"/>
+              <w:rPr/>
+            </w:pPr>
+            <w:r>
+              <w:rPr>
+                <w:rFonts w:ascii="Arial" w:cs="Arial" w:eastAsia="Arial" w:hAnsi="Arial"/>
+                <w:sz w:val="20"/>
+                <w:szCs w:val="20"/>
+                <w:rtl w:val="0"/>
+              </w:rPr>
+              <w:t xml:space="preserve">No study content / testing / AI</w:t>
+            </w:r>
+          </w:p>
+        </w:tc>
+        <w:tc>
+          <w:tcPr>
+            <w:tcW w:w="3173" w:type="dxa"/>
+            <w:tcBorders>
+              <w:top w:color="bfbfbf" w:space="0" w:sz="4" w:val="single"/>
+              <w:left w:color="bfbfbf" w:space="0" w:sz="4" w:val="single"/>
+              <w:bottom w:color="bfbfbf" w:space="0" w:sz="4" w:val="single"/>
+              <w:right w:color="bfbfbf" w:space="0" w:sz="4" w:val="single"/>
+            </w:tcBorders>
+            <w:tcMar>
+              <w:top w:w="60" w:type="dxa"/>
+              <w:left w:w="120" w:type="dxa"/>
+              <w:bottom w:w="60" w:type="dxa"/>
+              <w:right w:w="120" w:type="dxa"/>
+            </w:tcMar>
+          </w:tcPr>
+          <w:p>
+            <w:pPr>
+              <w:spacing w:after="20" w:before="20" w:lineRule="auto"/>
+              <w:rPr/>
+            </w:pPr>
+            <w:r>
+              <w:rPr>
+                <w:rFonts w:ascii="Arial" w:cs="Arial" w:eastAsia="Arial" w:hAnsi="Arial"/>
+                <w:sz w:val="20"/>
+                <w:szCs w:val="20"/>
+                <w:rtl w:val="0"/>
+              </w:rPr>
+              <w:t xml:space="preserve">Unchanged</w:t>
+            </w:r>
+          </w:p>
+        </w:tc>
+        <w:tc>
+          <w:tcPr>
+            <w:tcW w:w="1000" w:type="dxa"/>
+            <w:tcBorders>
+              <w:top w:color="bfbfbf" w:space="0" w:sz="4" w:val="single"/>
+              <w:left w:color="bfbfbf" w:space="0" w:sz="4" w:val="single"/>
+              <w:bottom w:color="bfbfbf" w:space="0" w:sz="4" w:val="single"/>
+              <w:right w:color="bfbfbf" w:space="0" w:sz="4" w:val="single"/>
+            </w:tcBorders>
+            <w:shd w:fill="e2efda" w:val="clear"/>
+            <w:tcMar>
+              <w:top w:w="60" w:type="dxa"/>
+              <w:left w:w="120" w:type="dxa"/>
+              <w:bottom w:w="60" w:type="dxa"/>
+              <w:right w:w="120" w:type="dxa"/>
+            </w:tcMar>
+          </w:tcPr>
+          <w:p>
+            <w:pPr>
+              <w:spacing w:after="20" w:before="20" w:lineRule="auto"/>
+              <w:rPr/>
+            </w:pPr>
+            <w:r>
+              <w:rPr>
+                <w:rFonts w:ascii="Arial" w:cs="Arial" w:eastAsia="Arial" w:hAnsi="Arial"/>
+                <w:b w:val="1"/>
+                <w:bCs w:val="1"/>
+                <w:sz w:val="20"/>
+                <w:szCs w:val="20"/>
+                <w:rtl w:val="0"/>
+              </w:rPr>
+              <w:t xml:space="preserve">Binding</w:t>
+            </w:r>
+          </w:p>
+        </w:tc>
+      </w:tr>
+    </w:tbl>
+    <w:p>
+      <w:pPr>
+        <w:rPr/>
+      </w:pPr>
     </w:p>
     <w:sectPr>
       <w:pgSz w:h="16838" w:w="11906" w:orient="portrait"/>
